--- a/First_Review_Documents/Topic4_Modules_Description.docx
+++ b/First_Review_Documents/Topic4_Modules_Description.docx
@@ -4,29 +4,29 @@
   <w:body>
     <w:p>
       <w:pPr>
-        <w:spacing w:before="0" w:after="40"/>
+        <w:spacing w:before="0" w:after="40" w:line="276" w:lineRule="auto"/>
         <w:jc w:val="left"/>
       </w:pPr>
       <w:r>
         <w:rPr>
           <w:rFonts w:ascii="Times New Roman" w:hAnsi="Times New Roman"/>
           <w:b/>
-          <w:color w:val="1E3A8A"/>
-          <w:sz w:val="44"/>
+          <w:color w:val="000000"/>
+          <w:sz w:val="36"/>
         </w:rPr>
         <w:t>PROBLEM DESCRIPTION / MODULES DESCRIPTION</w:t>
       </w:r>
     </w:p>
     <w:p>
       <w:pPr>
-        <w:spacing w:before="0" w:after="280"/>
+        <w:spacing w:before="0" w:after="200" w:line="276" w:lineRule="auto"/>
         <w:jc w:val="left"/>
       </w:pPr>
       <w:r>
         <w:rPr>
           <w:rFonts w:ascii="Times New Roman" w:hAnsi="Times New Roman"/>
           <w:i/>
-          <w:color w:val="64748B"/>
+          <w:color w:val="000000"/>
           <w:sz w:val="22"/>
         </w:rPr>
         <w:t>Project Work: Community Lending Platform for Sharing and Borrowing Household Resources</w:t>
@@ -35,26 +35,27 @@
     <w:p>
       <w:pPr>
         <w:keepNext/>
-        <w:spacing w:before="280" w:after="80"/>
+        <w:spacing w:before="200" w:after="40" w:line="312" w:lineRule="auto"/>
       </w:pPr>
       <w:r>
         <w:rPr>
           <w:rFonts w:ascii="Times New Roman" w:hAnsi="Times New Roman"/>
           <w:b/>
-          <w:color w:val="1E3A8A"/>
-          <w:sz w:val="28"/>
+          <w:color w:val="000000"/>
+          <w:sz w:val="26"/>
         </w:rPr>
         <w:t>1. Architecture Decomposition &amp; Modular Overview</w:t>
       </w:r>
     </w:p>
     <w:p>
       <w:pPr>
-        <w:spacing w:line="300" w:lineRule="auto" w:after="120"/>
+        <w:spacing w:line="360" w:lineRule="auto" w:after="100"/>
         <w:jc w:val="both"/>
       </w:pPr>
       <w:r>
         <w:rPr>
           <w:rFonts w:ascii="Times New Roman" w:hAnsi="Times New Roman"/>
+          <w:color w:val="000000"/>
           <w:sz w:val="24"/>
         </w:rPr>
         <w:t>The Community Lending Platform is engineered following a modular, decoupled architecture adhering to the Model-View-Controller (MVC) and REST service design patterns. Decomposition into distinct functional modules guarantees high cohesion, loose coupling, maintainability, and horizontal scalability. The platform is organized into five core operational modules:</w:t>
@@ -63,14 +64,14 @@
     <w:p>
       <w:pPr>
         <w:keepNext/>
-        <w:spacing w:before="280" w:after="80"/>
+        <w:spacing w:before="200" w:after="40" w:line="312" w:lineRule="auto"/>
       </w:pPr>
       <w:r>
         <w:rPr>
           <w:rFonts w:ascii="Times New Roman" w:hAnsi="Times New Roman"/>
           <w:b/>
-          <w:color w:val="1E3A8A"/>
-          <w:sz w:val="28"/>
+          <w:color w:val="000000"/>
+          <w:sz w:val="26"/>
         </w:rPr>
         <w:t>2. Detailed Work Involved in System Modules</w:t>
       </w:r>
@@ -78,13 +79,13 @@
     <w:p>
       <w:pPr>
         <w:keepNext/>
-        <w:spacing w:before="200" w:after="60"/>
+        <w:spacing w:before="120" w:after="40" w:line="312" w:lineRule="auto"/>
       </w:pPr>
       <w:r>
         <w:rPr>
           <w:rFonts w:ascii="Times New Roman" w:hAnsi="Times New Roman"/>
           <w:b/>
-          <w:color w:val="334155"/>
+          <w:color w:val="000000"/>
           <w:sz w:val="24"/>
         </w:rPr>
         <w:t>2.1 Module 1: User Authentication &amp; Profile Security Module</w:t>
@@ -92,102 +93,61 @@
     </w:p>
     <w:p>
       <w:pPr>
-        <w:spacing w:line="300" w:lineRule="auto" w:after="120"/>
+        <w:spacing w:line="360" w:lineRule="auto" w:after="100"/>
         <w:jc w:val="both"/>
       </w:pPr>
       <w:r>
         <w:rPr>
           <w:rFonts w:ascii="Times New Roman" w:hAnsi="Times New Roman"/>
           <w:b/>
+          <w:color w:val="000000"/>
           <w:sz w:val="24"/>
         </w:rPr>
-        <w:t xml:space="preserve">Purpose &amp; Scope: </w:t>
+        <w:t xml:space="preserve">Description: </w:t>
       </w:r>
       <w:r>
         <w:rPr>
           <w:rFonts w:ascii="Times New Roman" w:hAnsi="Times New Roman"/>
+          <w:color w:val="000000"/>
           <w:sz w:val="24"/>
         </w:rPr>
-        <w:t>The Authentication and Profile Management Module establishes the foundational identity and security perimeter of the platform. It handles user onboarding, session validation, and account metrics.</w:t>
+        <w:t>This module establishes the identity and security perimeter of the platform. Members register by submitting their full name, email, phone number, and password. Field validation ensures format correctness and email uniqueness. Passwords undergo cryptographic one-way hashing using PBKDF2 with HMAC-SHA256 and salted key derivation. Authenticated logins generate cryptographically signed HTTP cookie sessions. Access-control middleware intercepts unauthorized visits to protected endpoints (/dashboard, /add-item, /requests), automatically redirecting users to the login portal with flash notifications.</w:t>
       </w:r>
     </w:p>
     <w:p>
       <w:pPr>
-        <w:spacing w:line="300" w:lineRule="auto" w:after="120"/>
+        <w:pStyle w:val="ListBullet"/>
+        <w:spacing w:line="360" w:lineRule="auto" w:after="80"/>
         <w:jc w:val="both"/>
       </w:pPr>
       <w:r>
         <w:rPr>
           <w:rFonts w:ascii="Times New Roman" w:hAnsi="Times New Roman"/>
           <w:b/>
+          <w:color w:val="000000"/>
           <w:sz w:val="24"/>
         </w:rPr>
-        <w:t xml:space="preserve">Internal Mechanism: </w:t>
+        <w:t xml:space="preserve">Database Entity &amp; Functions: </w:t>
       </w:r>
       <w:r>
         <w:rPr>
           <w:rFonts w:ascii="Times New Roman" w:hAnsi="Times New Roman"/>
+          <w:color w:val="000000"/>
           <w:sz w:val="24"/>
         </w:rPr>
-        <w:t>New members register by supplying their full name, email address, contact telephone number, and password. The module validates field integrity, ensures email uniqueness, and passes the password through a cryptographic one-way hashing function (Werkzeug PBKDF2 with HMAC-SHA256 and automated random salt generation). Upon login, authenticated credentials establish a cryptographically signed, tamper-evident HTTP cookie session. The module acts as an access-control gatekeeper (middleware), redirecting unauthorized users attempting to access protected endpoints (/dashboard, /add-item, /requests) to the login portal with informative flash alerts.</w:t>
+        <w:t>users table (id, name, email, password, phone); login(), register(), logout(), profile().</w:t>
       </w:r>
     </w:p>
     <w:p>
       <w:pPr>
-        <w:pStyle w:val="ListBullet"/>
-        <w:spacing w:line="288" w:lineRule="auto" w:after="80"/>
-        <w:jc w:val="both"/>
+        <w:keepNext/>
+        <w:spacing w:before="120" w:after="40" w:line="312" w:lineRule="auto"/>
       </w:pPr>
       <w:r>
         <w:rPr>
           <w:rFonts w:ascii="Times New Roman" w:hAnsi="Times New Roman"/>
           <w:b/>
-          <w:color w:val="1E3A8A"/>
-          <w:sz w:val="24"/>
-        </w:rPr>
-        <w:t xml:space="preserve">Database Entities Involved: </w:t>
-      </w:r>
-      <w:r>
-        <w:rPr>
-          <w:rFonts w:ascii="Times New Roman" w:hAnsi="Times New Roman"/>
-          <w:sz w:val="24"/>
-        </w:rPr>
-        <w:t>users (id, name, email, password, phone, created_at).</w:t>
-      </w:r>
-    </w:p>
-    <w:p>
-      <w:pPr>
-        <w:pStyle w:val="ListBullet"/>
-        <w:spacing w:line="288" w:lineRule="auto" w:after="80"/>
-        <w:jc w:val="both"/>
-      </w:pPr>
-      <w:r>
-        <w:rPr>
-          <w:rFonts w:ascii="Times New Roman" w:hAnsi="Times New Roman"/>
-          <w:b/>
-          <w:color w:val="1E3A8A"/>
-          <w:sz w:val="24"/>
-        </w:rPr>
-        <w:t xml:space="preserve">Key Functions: </w:t>
-      </w:r>
-      <w:r>
-        <w:rPr>
-          <w:rFonts w:ascii="Times New Roman" w:hAnsi="Times New Roman"/>
-          <w:sz w:val="24"/>
-        </w:rPr>
-        <w:t>login(), register(), logout(), profile(), get_user_by_id().</w:t>
-      </w:r>
-    </w:p>
-    <w:p>
-      <w:pPr>
-        <w:keepNext/>
-        <w:spacing w:before="200" w:after="60"/>
-      </w:pPr>
-      <w:r>
-        <w:rPr>
-          <w:rFonts w:ascii="Times New Roman" w:hAnsi="Times New Roman"/>
-          <w:b/>
-          <w:color w:val="334155"/>
+          <w:color w:val="000000"/>
           <w:sz w:val="24"/>
         </w:rPr>
         <w:t>2.2 Module 2: Item Inventory &amp; Photographic Asset Management Module</w:t>
@@ -195,102 +155,61 @@
     </w:p>
     <w:p>
       <w:pPr>
-        <w:spacing w:line="300" w:lineRule="auto" w:after="120"/>
+        <w:spacing w:line="360" w:lineRule="auto" w:after="100"/>
         <w:jc w:val="both"/>
       </w:pPr>
       <w:r>
         <w:rPr>
           <w:rFonts w:ascii="Times New Roman" w:hAnsi="Times New Roman"/>
           <w:b/>
+          <w:color w:val="000000"/>
           <w:sz w:val="24"/>
         </w:rPr>
-        <w:t xml:space="preserve">Purpose &amp; Scope: </w:t>
+        <w:t xml:space="preserve">Description: </w:t>
       </w:r>
       <w:r>
         <w:rPr>
           <w:rFonts w:ascii="Times New Roman" w:hAnsi="Times New Roman"/>
+          <w:color w:val="000000"/>
           <w:sz w:val="24"/>
         </w:rPr>
-        <w:t>This module empowers verified residents to digitize and manage the catalog of physical resources they are willing to share with the neighborhood.</w:t>
+        <w:t>This module empowers verified residents to digitize and manage the physical items they offer for community sharing. Item listings include item title, category classification (Tools, Books, Sports, Electronics, Household, Other), usage description, and photo attachments. The multipart upload engine validates file extensions against a strict whitelist (PNG, JPG, JPEG, WEBP) and enforces a 5MB size ceiling. To eliminate filename overwrite collisions, each image is prefixed with a 32-character hexadecimal UUID before storage in the /static/uploads/ directory. The module also performs automatic orphan-media deletion whenever items are edited or removed.</w:t>
       </w:r>
     </w:p>
     <w:p>
       <w:pPr>
-        <w:spacing w:line="300" w:lineRule="auto" w:after="120"/>
+        <w:pStyle w:val="ListBullet"/>
+        <w:spacing w:line="360" w:lineRule="auto" w:after="80"/>
         <w:jc w:val="both"/>
       </w:pPr>
       <w:r>
         <w:rPr>
           <w:rFonts w:ascii="Times New Roman" w:hAnsi="Times New Roman"/>
           <w:b/>
+          <w:color w:val="000000"/>
           <w:sz w:val="24"/>
         </w:rPr>
-        <w:t xml:space="preserve">Internal Mechanism: </w:t>
+        <w:t xml:space="preserve">Database Entity &amp; Functions: </w:t>
       </w:r>
       <w:r>
         <w:rPr>
           <w:rFonts w:ascii="Times New Roman" w:hAnsi="Times New Roman"/>
+          <w:color w:val="000000"/>
           <w:sz w:val="24"/>
         </w:rPr>
-        <w:t>When an owner lists an item, they supply an item title, category classification (Tools, Books, Sports, Electronics, Household, Other), usage guidelines/description, and an optional image attachment. The module incorporates a secure multipart image ingestion pipeline (save_item_image). It validates file extensions against a strict whitelist (PNG, JPG, JPEG, WEBP), checks file size limits (5 MB max), and strips hazardous filename characters using secure_filename. To eliminate file overwrite collisions, each uploaded image is assigned a unique 32-character hexadecimal UUID prefix before being saved into the physical /static/uploads/ directory. The module also contains orphan-cleanup routines (delete_item_image) that physically delete orphaned images from disk whenever an item is updated or deleted.</w:t>
+        <w:t>items table (id, owner_id, item_name, category, description, image, availability); add_item(), edit_item(), delete_item(), save_item_image().</w:t>
       </w:r>
     </w:p>
     <w:p>
       <w:pPr>
-        <w:pStyle w:val="ListBullet"/>
-        <w:spacing w:line="288" w:lineRule="auto" w:after="80"/>
-        <w:jc w:val="both"/>
+        <w:keepNext/>
+        <w:spacing w:before="120" w:after="40" w:line="312" w:lineRule="auto"/>
       </w:pPr>
       <w:r>
         <w:rPr>
           <w:rFonts w:ascii="Times New Roman" w:hAnsi="Times New Roman"/>
           <w:b/>
-          <w:color w:val="1E3A8A"/>
-          <w:sz w:val="24"/>
-        </w:rPr>
-        <w:t xml:space="preserve">Database Entities Involved: </w:t>
-      </w:r>
-      <w:r>
-        <w:rPr>
-          <w:rFonts w:ascii="Times New Roman" w:hAnsi="Times New Roman"/>
-          <w:sz w:val="24"/>
-        </w:rPr>
-        <w:t>items (id, owner_id, item_name, category, description, image, availability, created_at).</w:t>
-      </w:r>
-    </w:p>
-    <w:p>
-      <w:pPr>
-        <w:pStyle w:val="ListBullet"/>
-        <w:spacing w:line="288" w:lineRule="auto" w:after="80"/>
-        <w:jc w:val="both"/>
-      </w:pPr>
-      <w:r>
-        <w:rPr>
-          <w:rFonts w:ascii="Times New Roman" w:hAnsi="Times New Roman"/>
-          <w:b/>
-          <w:color w:val="1E3A8A"/>
-          <w:sz w:val="24"/>
-        </w:rPr>
-        <w:t xml:space="preserve">Key Functions: </w:t>
-      </w:r>
-      <w:r>
-        <w:rPr>
-          <w:rFonts w:ascii="Times New Roman" w:hAnsi="Times New Roman"/>
-          <w:sz w:val="24"/>
-        </w:rPr>
-        <w:t>add_item(), edit_item(), delete_item(), save_item_image(), delete_item_image().</w:t>
-      </w:r>
-    </w:p>
-    <w:p>
-      <w:pPr>
-        <w:keepNext/>
-        <w:spacing w:before="200" w:after="60"/>
-      </w:pPr>
-      <w:r>
-        <w:rPr>
-          <w:rFonts w:ascii="Times New Roman" w:hAnsi="Times New Roman"/>
-          <w:b/>
-          <w:color w:val="334155"/>
+          <w:color w:val="000000"/>
           <w:sz w:val="24"/>
         </w:rPr>
         <w:t>2.3 Module 3: Discovery, Search &amp; Category Filter Module</w:t>
@@ -298,102 +217,61 @@
     </w:p>
     <w:p>
       <w:pPr>
-        <w:spacing w:line="300" w:lineRule="auto" w:after="120"/>
+        <w:spacing w:line="360" w:lineRule="auto" w:after="100"/>
         <w:jc w:val="both"/>
       </w:pPr>
       <w:r>
         <w:rPr>
           <w:rFonts w:ascii="Times New Roman" w:hAnsi="Times New Roman"/>
           <w:b/>
+          <w:color w:val="000000"/>
           <w:sz w:val="24"/>
         </w:rPr>
-        <w:t xml:space="preserve">Purpose &amp; Scope: </w:t>
+        <w:t xml:space="preserve">Description: </w:t>
       </w:r>
       <w:r>
         <w:rPr>
           <w:rFonts w:ascii="Times New Roman" w:hAnsi="Times New Roman"/>
+          <w:color w:val="000000"/>
           <w:sz w:val="24"/>
         </w:rPr>
-        <w:t>The Discovery Module facilitates rapid resource retrieval, allowing community members to find tools, literature, or gear needed for immediate household tasks.</w:t>
+        <w:t>The Discovery Module facilitates rapid resource retrieval, allowing residents to locate required tools or gear effortlessly. The interface features a live search bar and category selector chips. Search queries execute parameterized SQL statements using LIKE '%query%' pattern matching across item names and descriptions. Parameterized tuple binding ensures complete immunity against SQL injection attacks. Query results are joined with owner contact records and rendered into responsive cards displaying high-contrast availability chips ('Available' in Emerald green, 'Lent' in Amber).</w:t>
       </w:r>
     </w:p>
     <w:p>
       <w:pPr>
-        <w:spacing w:line="300" w:lineRule="auto" w:after="120"/>
+        <w:pStyle w:val="ListBullet"/>
+        <w:spacing w:line="360" w:lineRule="auto" w:after="80"/>
         <w:jc w:val="both"/>
       </w:pPr>
       <w:r>
         <w:rPr>
           <w:rFonts w:ascii="Times New Roman" w:hAnsi="Times New Roman"/>
           <w:b/>
+          <w:color w:val="000000"/>
           <w:sz w:val="24"/>
         </w:rPr>
-        <w:t xml:space="preserve">Internal Mechanism: </w:t>
+        <w:t xml:space="preserve">Database Entity &amp; Functions: </w:t>
       </w:r>
       <w:r>
         <w:rPr>
           <w:rFonts w:ascii="Times New Roman" w:hAnsi="Times New Roman"/>
+          <w:color w:val="000000"/>
           <w:sz w:val="24"/>
         </w:rPr>
-        <w:t>The module provides a unified browsing interface featuring an asynchronous search bar and category selector chips. Queries are evaluated through dynamic parameterized SQL statements using SQL LIKE '%query%' pattern matching across both item names and item descriptions, combined with category filters. Because all queries utilize parameterized tuple binding rather than string concatenation, SQL injection vectors are completely neutralized. Returned item records are enriched via SQL JOIN operations with owner contact data and rendered into an accessible card grid displaying high-contrast availability chips ('Available' in Emerald green, 'Lent' in Amber warning).</w:t>
+        <w:t>items, users tables (JOIN on owner_id); browse(), item_details(), dynamic_query_builder().</w:t>
       </w:r>
     </w:p>
     <w:p>
       <w:pPr>
-        <w:pStyle w:val="ListBullet"/>
-        <w:spacing w:line="288" w:lineRule="auto" w:after="80"/>
-        <w:jc w:val="both"/>
+        <w:keepNext/>
+        <w:spacing w:before="120" w:after="40" w:line="312" w:lineRule="auto"/>
       </w:pPr>
       <w:r>
         <w:rPr>
           <w:rFonts w:ascii="Times New Roman" w:hAnsi="Times New Roman"/>
           <w:b/>
-          <w:color w:val="1E3A8A"/>
-          <w:sz w:val="24"/>
-        </w:rPr>
-        <w:t xml:space="preserve">Database Entities Involved: </w:t>
-      </w:r>
-      <w:r>
-        <w:rPr>
-          <w:rFonts w:ascii="Times New Roman" w:hAnsi="Times New Roman"/>
-          <w:sz w:val="24"/>
-        </w:rPr>
-        <w:t>items, users (JOIN on items.owner_id = users.id).</w:t>
-      </w:r>
-    </w:p>
-    <w:p>
-      <w:pPr>
-        <w:pStyle w:val="ListBullet"/>
-        <w:spacing w:line="288" w:lineRule="auto" w:after="80"/>
-        <w:jc w:val="both"/>
-      </w:pPr>
-      <w:r>
-        <w:rPr>
-          <w:rFonts w:ascii="Times New Roman" w:hAnsi="Times New Roman"/>
-          <w:b/>
-          <w:color w:val="1E3A8A"/>
-          <w:sz w:val="24"/>
-        </w:rPr>
-        <w:t xml:space="preserve">Key Functions: </w:t>
-      </w:r>
-      <w:r>
-        <w:rPr>
-          <w:rFonts w:ascii="Times New Roman" w:hAnsi="Times New Roman"/>
-          <w:sz w:val="24"/>
-        </w:rPr>
-        <w:t>browse(), item_details(), search_query_builder().</w:t>
-      </w:r>
-    </w:p>
-    <w:p>
-      <w:pPr>
-        <w:keepNext/>
-        <w:spacing w:before="200" w:after="60"/>
-      </w:pPr>
-      <w:r>
-        <w:rPr>
-          <w:rFonts w:ascii="Times New Roman" w:hAnsi="Times New Roman"/>
-          <w:b/>
-          <w:color w:val="334155"/>
+          <w:color w:val="000000"/>
           <w:sz w:val="24"/>
         </w:rPr>
         <w:t>2.4 Module 4: Lending Workflow &amp; State Transition Module</w:t>
@@ -401,102 +279,61 @@
     </w:p>
     <w:p>
       <w:pPr>
-        <w:spacing w:line="300" w:lineRule="auto" w:after="120"/>
+        <w:spacing w:line="360" w:lineRule="auto" w:after="100"/>
         <w:jc w:val="both"/>
       </w:pPr>
       <w:r>
         <w:rPr>
           <w:rFonts w:ascii="Times New Roman" w:hAnsi="Times New Roman"/>
           <w:b/>
+          <w:color w:val="000000"/>
           <w:sz w:val="24"/>
         </w:rPr>
-        <w:t xml:space="preserve">Purpose &amp; Scope: </w:t>
+        <w:t xml:space="preserve">Description: </w:t>
       </w:r>
       <w:r>
         <w:rPr>
           <w:rFonts w:ascii="Times New Roman" w:hAnsi="Times New Roman"/>
+          <w:color w:val="000000"/>
           <w:sz w:val="24"/>
         </w:rPr>
-        <w:t>The Lending Workflow Module serves as the operational core of the platform, automating the end-to-end lifecycle of borrowing, approval, loan tracking, and returns.</w:t>
+        <w:t>The Lending Workflow Module serves as the operational engine, governing the complete lifecycle of borrow requests, approvals, and returns. When a borrower requests an item, the system verifies that the borrower is not the owner (preventing self-borrowing) and that the item is currently 'Available'. A request record is generated with status = 'Pending'. The owner's dashboard displays the pending request alongside borrower contact details. Upon owner approval, an atomic database transaction updates the request to 'Approved' and flips item availability to 'Lent', disabling borrow buttons for other users. When the item is returned, the request transitions to 'Returned', item status resets to 'Available', and the loan is permanently logged in the transaction ledger.</w:t>
       </w:r>
     </w:p>
     <w:p>
       <w:pPr>
-        <w:spacing w:line="300" w:lineRule="auto" w:after="120"/>
+        <w:pStyle w:val="ListBullet"/>
+        <w:spacing w:line="360" w:lineRule="auto" w:after="80"/>
         <w:jc w:val="both"/>
       </w:pPr>
       <w:r>
         <w:rPr>
           <w:rFonts w:ascii="Times New Roman" w:hAnsi="Times New Roman"/>
           <w:b/>
+          <w:color w:val="000000"/>
           <w:sz w:val="24"/>
         </w:rPr>
-        <w:t xml:space="preserve">Internal Mechanism: </w:t>
+        <w:t xml:space="preserve">Database Entity &amp; Functions: </w:t>
       </w:r>
       <w:r>
         <w:rPr>
           <w:rFonts w:ascii="Times New Roman" w:hAnsi="Times New Roman"/>
+          <w:color w:val="000000"/>
           <w:sz w:val="24"/>
         </w:rPr>
-        <w:t>The module enforces a deterministic finite state machine with strict validation rules. When a borrower requests an item, the system verifies that the borrower is not the owner (preventing self-borrowing) and that the item is currently 'Available'. A lending_requests record is generated with status = 'Pending'. The owner's dashboard displays the pending request alongside the borrower's contact details. If the owner clicks 'Approve', an atomic database transaction updates the request status to 'Approved' and flips the item's availability in the items table to 'Lent', instantly hiding the request button from other users. Once the borrower finishes utilizing the item, they click 'Return Item', which transitions the request to 'Returned', restores the item's availability back to 'Available', and writes the completed record to the permanent transaction ledger.</w:t>
+        <w:t>lending_requests table (id, item_id, borrower_id, owner_id, status); request_item(), approve_request(), reject_request(), return_item(), transactions().</w:t>
       </w:r>
     </w:p>
     <w:p>
       <w:pPr>
-        <w:pStyle w:val="ListBullet"/>
-        <w:spacing w:line="288" w:lineRule="auto" w:after="80"/>
-        <w:jc w:val="both"/>
+        <w:keepNext/>
+        <w:spacing w:before="120" w:after="40" w:line="312" w:lineRule="auto"/>
       </w:pPr>
       <w:r>
         <w:rPr>
           <w:rFonts w:ascii="Times New Roman" w:hAnsi="Times New Roman"/>
           <w:b/>
-          <w:color w:val="1E3A8A"/>
-          <w:sz w:val="24"/>
-        </w:rPr>
-        <w:t xml:space="preserve">Database Entities Involved: </w:t>
-      </w:r>
-      <w:r>
-        <w:rPr>
-          <w:rFonts w:ascii="Times New Roman" w:hAnsi="Times New Roman"/>
-          <w:sz w:val="24"/>
-        </w:rPr>
-        <w:t>lending_requests (id, item_id, borrower_id, owner_id, status, requested_at), items, users.</w:t>
-      </w:r>
-    </w:p>
-    <w:p>
-      <w:pPr>
-        <w:pStyle w:val="ListBullet"/>
-        <w:spacing w:line="288" w:lineRule="auto" w:after="80"/>
-        <w:jc w:val="both"/>
-      </w:pPr>
-      <w:r>
-        <w:rPr>
-          <w:rFonts w:ascii="Times New Roman" w:hAnsi="Times New Roman"/>
-          <w:b/>
-          <w:color w:val="1E3A8A"/>
-          <w:sz w:val="24"/>
-        </w:rPr>
-        <w:t xml:space="preserve">Key Functions: </w:t>
-      </w:r>
-      <w:r>
-        <w:rPr>
-          <w:rFonts w:ascii="Times New Roman" w:hAnsi="Times New Roman"/>
-          <w:sz w:val="24"/>
-        </w:rPr>
-        <w:t>request_item(), requests_view(), approve_request(), reject_request(), return_item(), transactions().</w:t>
-      </w:r>
-    </w:p>
-    <w:p>
-      <w:pPr>
-        <w:keepNext/>
-        <w:spacing w:before="200" w:after="60"/>
-      </w:pPr>
-      <w:r>
-        <w:rPr>
-          <w:rFonts w:ascii="Times New Roman" w:hAnsi="Times New Roman"/>
-          <w:b/>
-          <w:color w:val="334155"/>
+          <w:color w:val="000000"/>
           <w:sz w:val="24"/>
         </w:rPr>
         <w:t>2.5 Module 5: Cloud Infrastructure &amp; REST API Service Module</w:t>
@@ -504,90 +341,49 @@
     </w:p>
     <w:p>
       <w:pPr>
-        <w:spacing w:line="300" w:lineRule="auto" w:after="120"/>
+        <w:spacing w:line="360" w:lineRule="auto" w:after="100"/>
         <w:jc w:val="both"/>
       </w:pPr>
       <w:r>
         <w:rPr>
           <w:rFonts w:ascii="Times New Roman" w:hAnsi="Times New Roman"/>
           <w:b/>
+          <w:color w:val="000000"/>
           <w:sz w:val="24"/>
         </w:rPr>
-        <w:t xml:space="preserve">Purpose &amp; Scope: </w:t>
+        <w:t xml:space="preserve">Description: </w:t>
       </w:r>
       <w:r>
         <w:rPr>
           <w:rFonts w:ascii="Times New Roman" w:hAnsi="Times New Roman"/>
+          <w:color w:val="000000"/>
           <w:sz w:val="24"/>
         </w:rPr>
-        <w:t>This module handles cloud-native persistence, high-availability deployment, and cross-platform mobile client extensibility.</w:t>
+        <w:t>This module manages cloud-native persistence, high availability, and multi-client connectivity. Configured for production WSGI execution via Gunicorn on Render, it interfaces with a distributed TiDB Serverless Cloud MySQL database over TLS 1.2/1.3 encryption, dynamically detecting Linux SSL CA certificate bundles. Furthermore, the module exposes a suite of CORS-enabled REST API endpoints (/api/auth/login, /api/dashboard, /api/items, /api/requests/*) returning standard JSON payloads. This decoupled API layer enables the system to seamlessly power cross-platform client extensions, including the accompanying React Native / Expo mobile application.</w:t>
       </w:r>
     </w:p>
     <w:p>
       <w:pPr>
-        <w:spacing w:line="300" w:lineRule="auto" w:after="120"/>
+        <w:pStyle w:val="ListBullet"/>
+        <w:spacing w:line="360" w:lineRule="auto" w:after="80"/>
         <w:jc w:val="both"/>
       </w:pPr>
       <w:r>
         <w:rPr>
           <w:rFonts w:ascii="Times New Roman" w:hAnsi="Times New Roman"/>
           <w:b/>
+          <w:color w:val="000000"/>
           <w:sz w:val="24"/>
         </w:rPr>
-        <w:t xml:space="preserve">Internal Mechanism: </w:t>
+        <w:t xml:space="preserve">Database Entity &amp; Endpoints: </w:t>
       </w:r>
       <w:r>
         <w:rPr>
           <w:rFonts w:ascii="Times New Roman" w:hAnsi="Times New Roman"/>
+          <w:color w:val="000000"/>
           <w:sz w:val="24"/>
         </w:rPr>
-        <w:t>The platform is configured for production WSGI execution via Gunicorn on Render, coupled with TiDB Serverless Cloud MySQL. The module features automated SSL/TLS handshake negotiation, dynamically scanning Linux container environments for active certificate bundles (/etc/ssl/certs/ca-certificates.crt) to guarantee encrypted database sessions. Furthermore, the module exposes a suite of CORS-enabled REST API endpoints (/api/auth/login, /api/dashboard, /api/items, /api/items/add, /api/requests/*) that exchange pure JSON payloads. This decoupled API layer enables the system to effortlessly power the accompanying React Native / Expo mobile application, allowing users to snap photos using smartphone cameras and manage requests on native Android and iOS devices.</w:t>
-      </w:r>
-    </w:p>
-    <w:p>
-      <w:pPr>
-        <w:pStyle w:val="ListBullet"/>
-        <w:spacing w:line="288" w:lineRule="auto" w:after="80"/>
-        <w:jc w:val="both"/>
-      </w:pPr>
-      <w:r>
-        <w:rPr>
-          <w:rFonts w:ascii="Times New Roman" w:hAnsi="Times New Roman"/>
-          <w:b/>
-          <w:color w:val="1E3A8A"/>
-          <w:sz w:val="24"/>
-        </w:rPr>
-        <w:t xml:space="preserve">Database Entities Involved: </w:t>
-      </w:r>
-      <w:r>
-        <w:rPr>
-          <w:rFonts w:ascii="Times New Roman" w:hAnsi="Times New Roman"/>
-          <w:sz w:val="24"/>
-        </w:rPr>
-        <w:t>Unified database schema with automated 'CREATE TABLE IF NOT EXISTS' bootstrap.</w:t>
-      </w:r>
-    </w:p>
-    <w:p>
-      <w:pPr>
-        <w:pStyle w:val="ListBullet"/>
-        <w:spacing w:line="288" w:lineRule="auto" w:after="80"/>
-        <w:jc w:val="both"/>
-      </w:pPr>
-      <w:r>
-        <w:rPr>
-          <w:rFonts w:ascii="Times New Roman" w:hAnsi="Times New Roman"/>
-          <w:b/>
-          <w:color w:val="1E3A8A"/>
-          <w:sz w:val="24"/>
-        </w:rPr>
-        <w:t xml:space="preserve">Key Endpoints: </w:t>
-      </w:r>
-      <w:r>
-        <w:rPr>
-          <w:rFonts w:ascii="Times New Roman" w:hAnsi="Times New Roman"/>
-          <w:sz w:val="24"/>
-        </w:rPr>
-        <w:t>api_login(), api_get_items(), api_add_item(), api_approve_request(), api_return_item().</w:t>
+        <w:t>Automated database schema bootstrapping; api_login(), api_get_items(), api_add_item(), api_approve_request(), api_return_item().</w:t>
       </w:r>
     </w:p>
     <w:sectPr>
@@ -611,8 +407,8 @@
     <w:r>
       <w:rPr>
         <w:rFonts w:ascii="Times New Roman" w:hAnsi="Times New Roman"/>
-        <w:color w:val="787878"/>
-        <w:sz w:val="17"/>
+        <w:color w:val="000000"/>
+        <w:sz w:val="18"/>
       </w:rPr>
       <w:t>First Review Report — Problem &amp; Modules Description</w:t>
     </w:r>
@@ -985,7 +781,7 @@
     <w:rsid w:val="00FC693F"/>
     <w:rPr>
       <w:rFonts w:ascii="Times New Roman" w:hAnsi="Times New Roman"/>
-      <w:color w:val="1E1E1E"/>
+      <w:color w:val="000000"/>
       <w:sz w:val="24"/>
     </w:rPr>
   </w:style>

--- a/First_Review_Documents/Topic4_Modules_Description.docx
+++ b/First_Review_Documents/Topic4_Modules_Description.docx
@@ -44,7 +44,7 @@
           <w:color w:val="000000"/>
           <w:sz w:val="26"/>
         </w:rPr>
-        <w:t>1. Architecture Decomposition &amp; Modular Overview</w:t>
+        <w:t>1. Overview of System Modules</w:t>
       </w:r>
     </w:p>
     <w:p>
@@ -58,7 +58,7 @@
           <w:color w:val="000000"/>
           <w:sz w:val="24"/>
         </w:rPr>
-        <w:t>The Community Lending Platform is engineered following a modular, decoupled architecture adhering to the Model-View-Controller (MVC) and REST service design patterns. Decomposition into distinct functional modules guarantees high cohesion, loose coupling, maintainability, and horizontal scalability. The platform is organized into five core operational modules:</w:t>
+        <w:t>To make the application well-organized, reliable, and easy to maintain, the Community Lending Platform is divided into five core modules. Each module performs a specific job in the system:</w:t>
       </w:r>
     </w:p>
     <w:p>
@@ -73,7 +73,7 @@
           <w:color w:val="000000"/>
           <w:sz w:val="26"/>
         </w:rPr>
-        <w:t>2. Detailed Work Involved in System Modules</w:t>
+        <w:t>2. Detailed Description of the Five Modules</w:t>
       </w:r>
     </w:p>
     <w:p>
@@ -88,7 +88,7 @@
           <w:color w:val="000000"/>
           <w:sz w:val="24"/>
         </w:rPr>
-        <w:t>2.1 Module 1: User Authentication &amp; Profile Security Module</w:t>
+        <w:t>2.1 Module 1: User Account &amp; Authentication Module</w:t>
       </w:r>
     </w:p>
     <w:p>
@@ -103,7 +103,7 @@
           <w:color w:val="000000"/>
           <w:sz w:val="24"/>
         </w:rPr>
-        <w:t xml:space="preserve">Description: </w:t>
+        <w:t xml:space="preserve">What it does: </w:t>
       </w:r>
       <w:r>
         <w:rPr>
@@ -111,7 +111,7 @@
           <w:color w:val="000000"/>
           <w:sz w:val="24"/>
         </w:rPr>
-        <w:t>This module establishes the identity and security perimeter of the platform. Members register by submitting their full name, email, phone number, and password. Field validation ensures format correctness and email uniqueness. Passwords undergo cryptographic one-way hashing using PBKDF2 with HMAC-SHA256 and salted key derivation. Authenticated logins generate cryptographically signed HTTP cookie sessions. Access-control middleware intercepts unauthorized visits to protected endpoints (/dashboard, /add-item, /requests), automatically redirecting users to the login portal with flash notifications.</w:t>
+        <w:t>This module handles member sign-up, secure login, and user profile management. When a resident registers, they enter their name, email, phone number, and password. The system checks that the email address is not already registered. For safety, passwords are never stored as plain text; they are converted into a secure encrypted code using password hashing (PBKDF2 with SHA-256). When a user logs in with the correct details, the system creates a secure session. If an unverified user tries to open protected pages like adding an item or viewing requests, the system automatically redirects them to the login page with a helpful message.</w:t>
       </w:r>
     </w:p>
     <w:p>
@@ -127,7 +127,7 @@
           <w:color w:val="000000"/>
           <w:sz w:val="24"/>
         </w:rPr>
-        <w:t xml:space="preserve">Database Entity &amp; Functions: </w:t>
+        <w:t xml:space="preserve">Database &amp; Functions: </w:t>
       </w:r>
       <w:r>
         <w:rPr>
@@ -135,7 +135,7 @@
           <w:color w:val="000000"/>
           <w:sz w:val="24"/>
         </w:rPr>
-        <w:t>users table (id, name, email, password, phone); login(), register(), logout(), profile().</w:t>
+        <w:t>Uses the 'users' table. Key functions: register(), login(), logout(), profile().</w:t>
       </w:r>
     </w:p>
     <w:p>
@@ -150,7 +150,7 @@
           <w:color w:val="000000"/>
           <w:sz w:val="24"/>
         </w:rPr>
-        <w:t>2.2 Module 2: Item Inventory &amp; Photographic Asset Management Module</w:t>
+        <w:t>2.2 Module 2: Item Inventory &amp; Photo Upload Module</w:t>
       </w:r>
     </w:p>
     <w:p>
@@ -165,7 +165,7 @@
           <w:color w:val="000000"/>
           <w:sz w:val="24"/>
         </w:rPr>
-        <w:t xml:space="preserve">Description: </w:t>
+        <w:t xml:space="preserve">What it does: </w:t>
       </w:r>
       <w:r>
         <w:rPr>
@@ -173,7 +173,7 @@
           <w:color w:val="000000"/>
           <w:sz w:val="24"/>
         </w:rPr>
-        <w:t>This module empowers verified residents to digitize and manage the physical items they offer for community sharing. Item listings include item title, category classification (Tools, Books, Sports, Electronics, Household, Other), usage description, and photo attachments. The multipart upload engine validates file extensions against a strict whitelist (PNG, JPG, JPEG, WEBP) and enforces a 5MB size ceiling. To eliminate filename overwrite collisions, each image is prefixed with a 32-character hexadecimal UUID before storage in the /static/uploads/ directory. The module also performs automatic orphan-media deletion whenever items are edited or removed.</w:t>
+        <w:t>This module allows community members to list the household items they want to share with neighbors. When listing an item, the owner enters the item name, selects a category (Tools, Books, Sports, Electronics, Household, Other), writes a short description, and uploads a photo. The system checks that the uploaded file is a valid image (PNG, JPG, JPEG, WEBP) and under 5 MB in size. To prevent photos from getting mixed up or overwritten, the system gives each picture a unique random name before saving it on the server. If an owner deletes an item, its photo is also removed automatically from the server to save storage space.</w:t>
       </w:r>
     </w:p>
     <w:p>
@@ -189,7 +189,7 @@
           <w:color w:val="000000"/>
           <w:sz w:val="24"/>
         </w:rPr>
-        <w:t xml:space="preserve">Database Entity &amp; Functions: </w:t>
+        <w:t xml:space="preserve">Database &amp; Functions: </w:t>
       </w:r>
       <w:r>
         <w:rPr>
@@ -197,7 +197,7 @@
           <w:color w:val="000000"/>
           <w:sz w:val="24"/>
         </w:rPr>
-        <w:t>items table (id, owner_id, item_name, category, description, image, availability); add_item(), edit_item(), delete_item(), save_item_image().</w:t>
+        <w:t>Uses the 'items' table. Key functions: add_item(), edit_item(), delete_item(), save_item_image().</w:t>
       </w:r>
     </w:p>
     <w:p>
@@ -212,7 +212,7 @@
           <w:color w:val="000000"/>
           <w:sz w:val="24"/>
         </w:rPr>
-        <w:t>2.3 Module 3: Discovery, Search &amp; Category Filter Module</w:t>
+        <w:t>2.3 Module 3: Catalog Search &amp; Category Filter Module</w:t>
       </w:r>
     </w:p>
     <w:p>
@@ -227,7 +227,7 @@
           <w:color w:val="000000"/>
           <w:sz w:val="24"/>
         </w:rPr>
-        <w:t xml:space="preserve">Description: </w:t>
+        <w:t xml:space="preserve">What it does: </w:t>
       </w:r>
       <w:r>
         <w:rPr>
@@ -235,7 +235,7 @@
           <w:color w:val="000000"/>
           <w:sz w:val="24"/>
         </w:rPr>
-        <w:t>The Discovery Module facilitates rapid resource retrieval, allowing residents to locate required tools or gear effortlessly. The interface features a live search bar and category selector chips. Search queries execute parameterized SQL statements using LIKE '%query%' pattern matching across item names and descriptions. Parameterized tuple binding ensures complete immunity against SQL injection attacks. Query results are joined with owner contact records and rendered into responsive cards displaying high-contrast availability chips ('Available' in Emerald green, 'Lent' in Amber).</w:t>
+        <w:t>This module makes it easy for borrowers to find the exact items they need in their neighborhood. The browsing page features a live search bar and category buttons. When a user types a word (like 'drill' or 'book'), the system searches across all item titles and descriptions to display matching items right away. To keep the database safe, queries use secure parameters that prevent hacking attempts. Each item is displayed as a clean card showing its photo, name, owner name, and a clear status badge ('Available' in green, 'Lent' in yellow).</w:t>
       </w:r>
     </w:p>
     <w:p>
@@ -251,7 +251,7 @@
           <w:color w:val="000000"/>
           <w:sz w:val="24"/>
         </w:rPr>
-        <w:t xml:space="preserve">Database Entity &amp; Functions: </w:t>
+        <w:t xml:space="preserve">Database &amp; Functions: </w:t>
       </w:r>
       <w:r>
         <w:rPr>
@@ -259,7 +259,7 @@
           <w:color w:val="000000"/>
           <w:sz w:val="24"/>
         </w:rPr>
-        <w:t>items, users tables (JOIN on owner_id); browse(), item_details(), dynamic_query_builder().</w:t>
+        <w:t>Connects the 'items' and 'users' tables. Key functions: browse(), item_details(), search_items().</w:t>
       </w:r>
     </w:p>
     <w:p>
@@ -274,7 +274,7 @@
           <w:color w:val="000000"/>
           <w:sz w:val="24"/>
         </w:rPr>
-        <w:t>2.4 Module 4: Lending Workflow &amp; State Transition Module</w:t>
+        <w:t>2.4 Module 4: Lending &amp; Return Workflow Module</w:t>
       </w:r>
     </w:p>
     <w:p>
@@ -289,7 +289,7 @@
           <w:color w:val="000000"/>
           <w:sz w:val="24"/>
         </w:rPr>
-        <w:t xml:space="preserve">Description: </w:t>
+        <w:t xml:space="preserve">What it does: </w:t>
       </w:r>
       <w:r>
         <w:rPr>
@@ -297,7 +297,7 @@
           <w:color w:val="000000"/>
           <w:sz w:val="24"/>
         </w:rPr>
-        <w:t>The Lending Workflow Module serves as the operational engine, governing the complete lifecycle of borrow requests, approvals, and returns. When a borrower requests an item, the system verifies that the borrower is not the owner (preventing self-borrowing) and that the item is currently 'Available'. A request record is generated with status = 'Pending'. The owner's dashboard displays the pending request alongside borrower contact details. Upon owner approval, an atomic database transaction updates the request to 'Approved' and flips item availability to 'Lent', disabling borrow buttons for other users. When the item is returned, the request transitions to 'Returned', item status resets to 'Available', and the loan is permanently logged in the transaction ledger.</w:t>
+        <w:t>This module manages the entire borrowing journey from start to finish. When a borrower finds an available item, they click 'Request to Borrow'. The system checks that the user is not trying to borrow their own item. A new request is created in 'Pending' status. The owner sees the request on their dashboard with the borrower's name and contact number and can click 'Approve' or 'Reject'. Once approved, the item status changes to 'Lent', so no other neighbor can request it. When the borrower returns the item, they click 'Return Item', which resets the status back to 'Available' and saves a permanent record in the transaction history.</w:t>
       </w:r>
     </w:p>
     <w:p>
@@ -313,7 +313,7 @@
           <w:color w:val="000000"/>
           <w:sz w:val="24"/>
         </w:rPr>
-        <w:t xml:space="preserve">Database Entity &amp; Functions: </w:t>
+        <w:t xml:space="preserve">Database &amp; Functions: </w:t>
       </w:r>
       <w:r>
         <w:rPr>
@@ -321,7 +321,7 @@
           <w:color w:val="000000"/>
           <w:sz w:val="24"/>
         </w:rPr>
-        <w:t>lending_requests table (id, item_id, borrower_id, owner_id, status); request_item(), approve_request(), reject_request(), return_item(), transactions().</w:t>
+        <w:t>Uses the 'lending_requests' table. Key functions: request_item(), approve_request(), reject_request(), return_item().</w:t>
       </w:r>
     </w:p>
     <w:p>
@@ -336,7 +336,7 @@
           <w:color w:val="000000"/>
           <w:sz w:val="24"/>
         </w:rPr>
-        <w:t>2.5 Module 5: Cloud Infrastructure &amp; REST API Service Module</w:t>
+        <w:t>2.5 Module 5: Cloud Database &amp; API Service Module</w:t>
       </w:r>
     </w:p>
     <w:p>
@@ -351,7 +351,7 @@
           <w:color w:val="000000"/>
           <w:sz w:val="24"/>
         </w:rPr>
-        <w:t xml:space="preserve">Description: </w:t>
+        <w:t xml:space="preserve">What it does: </w:t>
       </w:r>
       <w:r>
         <w:rPr>
@@ -359,7 +359,7 @@
           <w:color w:val="000000"/>
           <w:sz w:val="24"/>
         </w:rPr>
-        <w:t>This module manages cloud-native persistence, high availability, and multi-client connectivity. Configured for production WSGI execution via Gunicorn on Render, it interfaces with a distributed TiDB Serverless Cloud MySQL database over TLS 1.2/1.3 encryption, dynamically detecting Linux SSL CA certificate bundles. Furthermore, the module exposes a suite of CORS-enabled REST API endpoints (/api/auth/login, /api/dashboard, /api/items, /api/requests/*) returning standard JSON payloads. This decoupled API layer enables the system to seamlessly power cross-platform client extensions, including the accompanying React Native / Expo mobile application.</w:t>
+        <w:t>This module keeps the platform running online and enables mobile phone connectivity. The application is hosted on the Render cloud and connects to an online MySQL database (TiDB Serverless) using encrypted SSL connections. This ensures that users can access their accounts from any browser without needing to run software on their own computers. In addition, this module provides clean JSON API endpoints (/api/*) that allow mobile applications (like our React Native mobile app) to connect to the exact same database, allowing users to upload photos using smartphone cameras and manage requests on the go.</w:t>
       </w:r>
     </w:p>
     <w:p>
@@ -375,7 +375,7 @@
           <w:color w:val="000000"/>
           <w:sz w:val="24"/>
         </w:rPr>
-        <w:t xml:space="preserve">Database Entity &amp; Endpoints: </w:t>
+        <w:t xml:space="preserve">Database &amp; Endpoints: </w:t>
       </w:r>
       <w:r>
         <w:rPr>
@@ -383,7 +383,7 @@
           <w:color w:val="000000"/>
           <w:sz w:val="24"/>
         </w:rPr>
-        <w:t>Automated database schema bootstrapping; api_login(), api_get_items(), api_add_item(), api_approve_request(), api_return_item().</w:t>
+        <w:t>Automatic cloud database setup. Key endpoints: api_login(), api_get_items(), api_add_item(), api_approve_request().</w:t>
       </w:r>
     </w:p>
     <w:sectPr>

--- a/First_Review_Documents/Topic4_Modules_Description.docx
+++ b/First_Review_Documents/Topic4_Modules_Description.docx
@@ -29,7 +29,7 @@
           <w:color w:val="000000"/>
           <w:sz w:val="22"/>
         </w:rPr>
-        <w:t>Project Work: Community Lending Platform for Sharing and Borrowing Household Resources</w:t>
+        <w:t>Project / Internship Work: Unused Office Resource Donation Management System (UORDMS)</w:t>
       </w:r>
     </w:p>
     <w:p>
@@ -44,7 +44,7 @@
           <w:color w:val="000000"/>
           <w:sz w:val="26"/>
         </w:rPr>
-        <w:t>1. Overview of System Modules</w:t>
+        <w:t>1. Architecture Overview &amp; Modular Design</w:t>
       </w:r>
     </w:p>
     <w:p>
@@ -58,7 +58,7 @@
           <w:color w:val="000000"/>
           <w:sz w:val="24"/>
         </w:rPr>
-        <w:t>To make the application well-organized, reliable, and easy to maintain, the Community Lending Platform is divided into five core modules. Each module performs a specific job in the system:</w:t>
+        <w:t>To ensure that the Unused Office Resource Donation Management System (UORDMS) is well-structured, easy to maintain, and reliable, the application is organized into five core functional modules. Each module performs a dedicated role in the overall donation lifecycle:</w:t>
       </w:r>
     </w:p>
     <w:p>
@@ -73,7 +73,7 @@
           <w:color w:val="000000"/>
           <w:sz w:val="26"/>
         </w:rPr>
-        <w:t>2. Detailed Description of the Five Modules</w:t>
+        <w:t>2. Detailed Description of the Five System Modules</w:t>
       </w:r>
     </w:p>
     <w:p>
@@ -88,7 +88,7 @@
           <w:color w:val="000000"/>
           <w:sz w:val="24"/>
         </w:rPr>
-        <w:t>2.1 Module 1: User Account &amp; Authentication Module</w:t>
+        <w:t>2.1 Module 1: User Authentication &amp; Role Management Module</w:t>
       </w:r>
     </w:p>
     <w:p>
@@ -111,7 +111,7 @@
           <w:color w:val="000000"/>
           <w:sz w:val="24"/>
         </w:rPr>
-        <w:t>This module handles member sign-up, secure login, and user profile management. When a resident registers, they enter their name, email, phone number, and password. The system checks that the email address is not already registered. For safety, passwords are never stored as plain text; they are converted into a secure encrypted code using password hashing (PBKDF2 with SHA-256). When a user logs in with the correct details, the system creates a secure session. If an unverified user tries to open protected pages like adding an item or viewing requests, the system automatically redirects them to the login page with a helpful message.</w:t>
+        <w:t>This module controls platform security, user login, and role-based permissions. Staff members and administrators log in using their registered username and password. The system verifies the user's active status and role (such as Administrator or Staff). Upon successful login, the application creates a secure session that tracks the user's identity across pages. If an unauthenticated user tries to open restricted pages like adding an organization or approving a request, the system automatically redirects them to the login page with an error alert.</w:t>
       </w:r>
     </w:p>
     <w:p>
@@ -135,7 +135,7 @@
           <w:color w:val="000000"/>
           <w:sz w:val="24"/>
         </w:rPr>
-        <w:t>Uses the 'users' table. Key functions: register(), login(), logout(), profile().</w:t>
+        <w:t>Uses the 'users' table. Key functions: login(), dashboard(), logout().</w:t>
       </w:r>
     </w:p>
     <w:p>
@@ -150,7 +150,7 @@
           <w:color w:val="000000"/>
           <w:sz w:val="24"/>
         </w:rPr>
-        <w:t>2.2 Module 2: Item Inventory &amp; Photo Upload Module</w:t>
+        <w:t>2.2 Module 2: Beneficiary Organizations Management Module</w:t>
       </w:r>
     </w:p>
     <w:p>
@@ -173,7 +173,7 @@
           <w:color w:val="000000"/>
           <w:sz w:val="24"/>
         </w:rPr>
-        <w:t>This module allows community members to list the household items they want to share with neighbors. When listing an item, the owner enters the item name, selects a category (Tools, Books, Sports, Electronics, Household, Other), writes a short description, and uploads a photo. The system checks that the uploaded file is a valid image (PNG, JPG, JPEG, WEBP) and under 5 MB in size. To prevent photos from getting mixed up or overwritten, the system gives each picture a unique random name before saving it on the server. If an owner deletes an item, its photo is also removed automatically from the server to save storage space.</w:t>
+        <w:t>This module maintains verified records of all charitable institutions, non-profit organizations, and schools eligible to receive donations. When a new organization is added, the administrator enters the organization name, contact person, official email, phone number, physical address, and status (Active or Inactive). The module allows administrators to view a complete directory of all recipient organizations, view detailed profiles, update contact details, and remove inactive records. This ensures that donations are only distributed to legitimate, verified beneficiaries.</w:t>
       </w:r>
     </w:p>
     <w:p>
@@ -197,7 +197,7 @@
           <w:color w:val="000000"/>
           <w:sz w:val="24"/>
         </w:rPr>
-        <w:t>Uses the 'items' table. Key functions: add_item(), edit_item(), delete_item(), save_item_image().</w:t>
+        <w:t>Uses the 'organizations' table. Key functions: organizations(), add_organization(), view_organization().</w:t>
       </w:r>
     </w:p>
     <w:p>
@@ -212,7 +212,7 @@
           <w:color w:val="000000"/>
           <w:sz w:val="24"/>
         </w:rPr>
-        <w:t>2.3 Module 3: Catalog Search &amp; Category Filter Module</w:t>
+        <w:t>2.3 Module 3: Office Resources Inventory Module</w:t>
       </w:r>
     </w:p>
     <w:p>
@@ -235,7 +235,7 @@
           <w:color w:val="000000"/>
           <w:sz w:val="24"/>
         </w:rPr>
-        <w:t>This module makes it easy for borrowers to find the exact items they need in their neighborhood. The browsing page features a live search bar and category buttons. When a user types a word (like 'drill' or 'book'), the system searches across all item titles and descriptions to display matching items right away. To keep the database safe, queries use secure parameters that prevent hacking attempts. Each item is displayed as a clean card showing its photo, name, owner name, and a clear status badge ('Available' in green, 'Lent' in yellow).</w:t>
+        <w:t>This module manages the catalog of all surplus corporate assets available for donation. When listing equipment, staff members enter the resource name, category (such as IT Hardware, Office Furniture, or Office Supplies), total quantity, condition grade (Excellent, Good, or Fair), description, and optional photo upload. The module automatically tracks both total quantity and available quantity. When requests are approved, the available quantity is decremented automatically to prevent over-allocation. If an item is modified or deleted, the system updates the database and cleans up old photo files.</w:t>
       </w:r>
     </w:p>
     <w:p>
@@ -259,7 +259,7 @@
           <w:color w:val="000000"/>
           <w:sz w:val="24"/>
         </w:rPr>
-        <w:t>Connects the 'items' and 'users' tables. Key functions: browse(), item_details(), search_items().</w:t>
+        <w:t>Uses the 'resources' table. Key functions: resources(), add_resource(), view_resource().</w:t>
       </w:r>
     </w:p>
     <w:p>
@@ -274,7 +274,7 @@
           <w:color w:val="000000"/>
           <w:sz w:val="24"/>
         </w:rPr>
-        <w:t>2.4 Module 4: Lending &amp; Return Workflow Module</w:t>
+        <w:t>2.4 Module 4: Donation Requests &amp; Approval Workflow Module</w:t>
       </w:r>
     </w:p>
     <w:p>
@@ -297,7 +297,7 @@
           <w:color w:val="000000"/>
           <w:sz w:val="24"/>
         </w:rPr>
-        <w:t>This module manages the entire borrowing journey from start to finish. When a borrower finds an available item, they click 'Request to Borrow'. The system checks that the user is not trying to borrow their own item. A new request is created in 'Pending' status. The owner sees the request on their dashboard with the borrower's name and contact number and can click 'Approve' or 'Reject'. Once approved, the item status changes to 'Lent', so no other neighbor can request it. When the borrower returns the item, they click 'Return Item', which resets the status back to 'Available' and saves a permanent record in the transaction history.</w:t>
+        <w:t>This module manages the complete workflow of request submissions and administrative approvals. Recipient organizations select required items from the available inventory and submit an application stating the requested quantity and intended purpose. The system checks that the requested quantity does not exceed currently available stock. Administrators review pending requests on their dashboard, inspecting organization details and resource availability. Clicking 'Approve' automatically reserves the stock and marks the request as ready for dispatch. If declined, the status is updated to 'Rejected' with reason notes.</w:t>
       </w:r>
     </w:p>
     <w:p>
@@ -321,7 +321,7 @@
           <w:color w:val="000000"/>
           <w:sz w:val="24"/>
         </w:rPr>
-        <w:t>Uses the 'lending_requests' table. Key functions: request_item(), approve_request(), reject_request(), return_item().</w:t>
+        <w:t>Uses the 'donation_requests' table. Key functions: donation_requests(), add_request(), view_request().</w:t>
       </w:r>
     </w:p>
     <w:p>
@@ -336,7 +336,7 @@
           <w:color w:val="000000"/>
           <w:sz w:val="24"/>
         </w:rPr>
-        <w:t>2.5 Module 5: Cloud Database &amp; API Service Module</w:t>
+        <w:t>2.5 Module 5: Distribution Tracking &amp; Reporting Module</w:t>
       </w:r>
     </w:p>
     <w:p>
@@ -359,7 +359,7 @@
           <w:color w:val="000000"/>
           <w:sz w:val="24"/>
         </w:rPr>
-        <w:t>This module keeps the platform running online and enables mobile phone connectivity. The application is hosted on the Render cloud and connects to an online MySQL database (TiDB Serverless) using encrypted SSL connections. This ensures that users can access their accounts from any browser without needing to run software on their own computers. In addition, this module provides clean JSON API endpoints (/api/*) that allow mobile applications (like our React Native mobile app) to connect to the exact same database, allowing users to upload photos using smartphone cameras and manage requests on the go.</w:t>
+        <w:t>This module handles the physical handover process and generates official audit documentation. When approved items are collected by or dispatched to the recipient organization, administrators log the distribution event with handover date, receiver name, contact number, and verification notes. The module generates an official receipt confirming delivery. In addition, the reporting feature provides summary statistics on total donations fulfilled, items distributed by category, and active recipient organizations, giving companies clear proof for their Corporate Social Responsibility (CSR) records.</w:t>
       </w:r>
     </w:p>
     <w:p>
@@ -375,7 +375,7 @@
           <w:color w:val="000000"/>
           <w:sz w:val="24"/>
         </w:rPr>
-        <w:t xml:space="preserve">Database &amp; Endpoints: </w:t>
+        <w:t xml:space="preserve">Database &amp; Functions: </w:t>
       </w:r>
       <w:r>
         <w:rPr>
@@ -383,7 +383,7 @@
           <w:color w:val="000000"/>
           <w:sz w:val="24"/>
         </w:rPr>
-        <w:t>Automatic cloud database setup. Key endpoints: api_login(), api_get_items(), api_add_item(), api_approve_request().</w:t>
+        <w:t>Uses the 'distributions' and 'reports' tables. Key functions: distributions(), view_distribution(), reports().</w:t>
       </w:r>
     </w:p>
     <w:sectPr>

--- a/First_Review_Documents/Topic4_Modules_Description.docx
+++ b/First_Review_Documents/Topic4_Modules_Description.docx
@@ -29,7 +29,7 @@
           <w:color w:val="000000"/>
           <w:sz w:val="22"/>
         </w:rPr>
-        <w:t>Project / Internship Work: Unused Office Resource Donation Management System (UORDMS)</w:t>
+        <w:t>Project Work: Community Lending Platform for Sharing and Borrowing Household Resources</w:t>
       </w:r>
     </w:p>
     <w:p>
@@ -44,7 +44,7 @@
           <w:color w:val="000000"/>
           <w:sz w:val="26"/>
         </w:rPr>
-        <w:t>1. Architecture Overview &amp; Modular Design</w:t>
+        <w:t>1. Overview of System Modules</w:t>
       </w:r>
     </w:p>
     <w:p>
@@ -58,7 +58,7 @@
           <w:color w:val="000000"/>
           <w:sz w:val="24"/>
         </w:rPr>
-        <w:t>To ensure that the Unused Office Resource Donation Management System (UORDMS) is well-structured, easy to maintain, and reliable, the application is organized into five core functional modules. Each module performs a dedicated role in the overall donation lifecycle:</w:t>
+        <w:t>To make the application well-organized, reliable, and easy to maintain, the Community Lending Platform is divided into five core modules. Each module performs a specific job in the system:</w:t>
       </w:r>
     </w:p>
     <w:p>
@@ -73,7 +73,7 @@
           <w:color w:val="000000"/>
           <w:sz w:val="26"/>
         </w:rPr>
-        <w:t>2. Detailed Description of the Five System Modules</w:t>
+        <w:t>2. Detailed Description of the Five Modules</w:t>
       </w:r>
     </w:p>
     <w:p>
@@ -88,7 +88,7 @@
           <w:color w:val="000000"/>
           <w:sz w:val="24"/>
         </w:rPr>
-        <w:t>2.1 Module 1: User Authentication &amp; Role Management Module</w:t>
+        <w:t>2.1 Module 1: User Account &amp; Authentication Module</w:t>
       </w:r>
     </w:p>
     <w:p>
@@ -111,7 +111,7 @@
           <w:color w:val="000000"/>
           <w:sz w:val="24"/>
         </w:rPr>
-        <w:t>This module controls platform security, user login, and role-based permissions. Staff members and administrators log in using their registered username and password. The system verifies the user's active status and role (such as Administrator or Staff). Upon successful login, the application creates a secure session that tracks the user's identity across pages. If an unauthenticated user tries to open restricted pages like adding an organization or approving a request, the system automatically redirects them to the login page with an error alert.</w:t>
+        <w:t>This module handles member sign-up, secure login, and user profile management. When a resident registers, they enter their name, email, phone number, and password. The system checks that the email address is not already registered. For safety, passwords are never stored as plain text; they are converted into a secure encrypted code using password hashing (PBKDF2 with SHA-256). When a user logs in with the correct details, the system creates a secure session. If an unverified user tries to open protected pages like adding an item or viewing requests, the system automatically redirects them to the login page with a helpful message.</w:t>
       </w:r>
     </w:p>
     <w:p>
@@ -135,7 +135,7 @@
           <w:color w:val="000000"/>
           <w:sz w:val="24"/>
         </w:rPr>
-        <w:t>Uses the 'users' table. Key functions: login(), dashboard(), logout().</w:t>
+        <w:t>Uses the 'users' table. Key functions: register(), login(), logout(), profile().</w:t>
       </w:r>
     </w:p>
     <w:p>
@@ -150,7 +150,7 @@
           <w:color w:val="000000"/>
           <w:sz w:val="24"/>
         </w:rPr>
-        <w:t>2.2 Module 2: Beneficiary Organizations Management Module</w:t>
+        <w:t>2.2 Module 2: Item Inventory &amp; Photo Upload Module</w:t>
       </w:r>
     </w:p>
     <w:p>
@@ -173,7 +173,7 @@
           <w:color w:val="000000"/>
           <w:sz w:val="24"/>
         </w:rPr>
-        <w:t>This module maintains verified records of all charitable institutions, non-profit organizations, and schools eligible to receive donations. When a new organization is added, the administrator enters the organization name, contact person, official email, phone number, physical address, and status (Active or Inactive). The module allows administrators to view a complete directory of all recipient organizations, view detailed profiles, update contact details, and remove inactive records. This ensures that donations are only distributed to legitimate, verified beneficiaries.</w:t>
+        <w:t>This module allows community members to list the household items they want to share with neighbors. When listing an item, the owner enters the item name, selects a category (Tools, Books, Sports, Electronics, Household, Other), writes a short description, and uploads a photo. The system checks that the uploaded file is a valid image (PNG, JPG, JPEG, WEBP) and under 5 MB in size. To prevent photos from getting mixed up or overwritten, the system gives each picture a unique random name before saving it on the server. If an owner deletes an item, its photo is also removed automatically from the server to save storage space.</w:t>
       </w:r>
     </w:p>
     <w:p>
@@ -197,7 +197,7 @@
           <w:color w:val="000000"/>
           <w:sz w:val="24"/>
         </w:rPr>
-        <w:t>Uses the 'organizations' table. Key functions: organizations(), add_organization(), view_organization().</w:t>
+        <w:t>Uses the 'items' table. Key functions: add_item(), edit_item(), delete_item(), save_item_image().</w:t>
       </w:r>
     </w:p>
     <w:p>
@@ -212,7 +212,7 @@
           <w:color w:val="000000"/>
           <w:sz w:val="24"/>
         </w:rPr>
-        <w:t>2.3 Module 3: Office Resources Inventory Module</w:t>
+        <w:t>2.3 Module 3: Catalog Search &amp; Category Filter Module</w:t>
       </w:r>
     </w:p>
     <w:p>
@@ -235,7 +235,7 @@
           <w:color w:val="000000"/>
           <w:sz w:val="24"/>
         </w:rPr>
-        <w:t>This module manages the catalog of all surplus corporate assets available for donation. When listing equipment, staff members enter the resource name, category (such as IT Hardware, Office Furniture, or Office Supplies), total quantity, condition grade (Excellent, Good, or Fair), description, and optional photo upload. The module automatically tracks both total quantity and available quantity. When requests are approved, the available quantity is decremented automatically to prevent over-allocation. If an item is modified or deleted, the system updates the database and cleans up old photo files.</w:t>
+        <w:t>This module makes it easy for borrowers to find the exact items they need in their neighborhood. The browsing page features a live search bar and category buttons. When a user types a word (like 'drill' or 'book'), the system searches across all item titles and descriptions to display matching items right away. To keep the database safe, queries use secure parameters that prevent hacking attempts. Each item is displayed as a clean card showing its photo, name, owner name, and a clear status badge ('Available' in green, 'Lent' in yellow).</w:t>
       </w:r>
     </w:p>
     <w:p>
@@ -259,7 +259,7 @@
           <w:color w:val="000000"/>
           <w:sz w:val="24"/>
         </w:rPr>
-        <w:t>Uses the 'resources' table. Key functions: resources(), add_resource(), view_resource().</w:t>
+        <w:t>Connects the 'items' and 'users' tables. Key functions: browse(), item_details(), search_items().</w:t>
       </w:r>
     </w:p>
     <w:p>
@@ -274,7 +274,7 @@
           <w:color w:val="000000"/>
           <w:sz w:val="24"/>
         </w:rPr>
-        <w:t>2.4 Module 4: Donation Requests &amp; Approval Workflow Module</w:t>
+        <w:t>2.4 Module 4: Lending &amp; Return Workflow Module</w:t>
       </w:r>
     </w:p>
     <w:p>
@@ -297,7 +297,7 @@
           <w:color w:val="000000"/>
           <w:sz w:val="24"/>
         </w:rPr>
-        <w:t>This module manages the complete workflow of request submissions and administrative approvals. Recipient organizations select required items from the available inventory and submit an application stating the requested quantity and intended purpose. The system checks that the requested quantity does not exceed currently available stock. Administrators review pending requests on their dashboard, inspecting organization details and resource availability. Clicking 'Approve' automatically reserves the stock and marks the request as ready for dispatch. If declined, the status is updated to 'Rejected' with reason notes.</w:t>
+        <w:t>This module manages the entire borrowing journey from start to finish. When a borrower finds an available item, they click 'Request to Borrow'. The system checks that the user is not trying to borrow their own item. A new request is created in 'Pending' status. The owner sees the request on their dashboard with the borrower's name and contact number and can click 'Approve' or 'Reject'. Once approved, the item status changes to 'Lent', so no other neighbor can request it. When the borrower returns the item, they click 'Return Item', which resets the status back to 'Available' and saves a permanent record in the transaction history.</w:t>
       </w:r>
     </w:p>
     <w:p>
@@ -321,7 +321,7 @@
           <w:color w:val="000000"/>
           <w:sz w:val="24"/>
         </w:rPr>
-        <w:t>Uses the 'donation_requests' table. Key functions: donation_requests(), add_request(), view_request().</w:t>
+        <w:t>Uses the 'lending_requests' table. Key functions: request_item(), approve_request(), reject_request(), return_item().</w:t>
       </w:r>
     </w:p>
     <w:p>
@@ -336,7 +336,7 @@
           <w:color w:val="000000"/>
           <w:sz w:val="24"/>
         </w:rPr>
-        <w:t>2.5 Module 5: Distribution Tracking &amp; Reporting Module</w:t>
+        <w:t>2.5 Module 5: Cloud Database &amp; API Service Module</w:t>
       </w:r>
     </w:p>
     <w:p>
@@ -359,7 +359,7 @@
           <w:color w:val="000000"/>
           <w:sz w:val="24"/>
         </w:rPr>
-        <w:t>This module handles the physical handover process and generates official audit documentation. When approved items are collected by or dispatched to the recipient organization, administrators log the distribution event with handover date, receiver name, contact number, and verification notes. The module generates an official receipt confirming delivery. In addition, the reporting feature provides summary statistics on total donations fulfilled, items distributed by category, and active recipient organizations, giving companies clear proof for their Corporate Social Responsibility (CSR) records.</w:t>
+        <w:t>This module keeps the platform running online and enables mobile phone connectivity. The application is hosted on the Render cloud and connects to an online MySQL database (TiDB Serverless) using encrypted SSL connections. This ensures that users can access their accounts from any browser without needing to run software on their own computers. In addition, this module provides clean JSON API endpoints (/api/*) that allow mobile applications (like our React Native mobile app) to connect to the exact same database, allowing users to upload photos using smartphone cameras and manage requests on the go.</w:t>
       </w:r>
     </w:p>
     <w:p>
@@ -375,7 +375,7 @@
           <w:color w:val="000000"/>
           <w:sz w:val="24"/>
         </w:rPr>
-        <w:t xml:space="preserve">Database &amp; Functions: </w:t>
+        <w:t xml:space="preserve">Database &amp; Endpoints: </w:t>
       </w:r>
       <w:r>
         <w:rPr>
@@ -383,7 +383,7 @@
           <w:color w:val="000000"/>
           <w:sz w:val="24"/>
         </w:rPr>
-        <w:t>Uses the 'distributions' and 'reports' tables. Key functions: distributions(), view_distribution(), reports().</w:t>
+        <w:t>Automatic cloud database setup. Key endpoints: api_login(), api_get_items(), api_add_item(), api_approve_request().</w:t>
       </w:r>
     </w:p>
     <w:sectPr>
